--- a/kdp-krimis/band-06-schwarzwald/Alles-muss-raus-Band-6-Ausverkauf-Bildprompts.docx
+++ b/kdp-krimis/band-06-schwarzwald/Alles-muss-raus-Band-6-Ausverkauf-Bildprompts.docx
@@ -494,7 +494,7 @@
           <w:color w:val="6B6B6B"/>
           <w:sz w:val="18"/>
         </w:rPr>
-        <w:t>Kapitel 13 „Ausverkauf“ · Seite 75</w:t>
+        <w:t>Kapitel 13 „Ausverkauf“ · Seite 76</w:t>
       </w:r>
     </w:p>
     <w:p>
